--- a/Voyager Heliopause Boundary Layer.docx
+++ b/Voyager Heliopause Boundary Layer.docx
@@ -1482,6 +1482,921 @@
       </w:r>
     </w:p>
     <w:p xmlns:wp14="http://schemas.microsoft.com/office/word/2010/wordml" wp14:paraId="2C078E63" wp14:textId="7CC7D701"/>
+    <w:p/>
+    <w:p/>
+    <w:p/>
+    <w:p/>
+    <w:p/>
+    <w:p/>
+    <w:p/>
+    <w:p/>
+    <w:p/>
+    <w:p/>
+    <w:p/>
+    <w:p/>
+    <w:p/>
+    <w:p/>
+    <w:p/>
+    <w:p/>
+    <w:p/>
+    <w:p/>
+    <w:p/>
+    <w:p/>
+    <w:p/>
+    <w:p/>
+    <w:p/>
+    <w:p/>
+    <w:p/>
+    <w:p/>
+    <w:p>
+      <w:pPr>
+        <w:pStyle w:val="Normal"/>
+        <w:rPr>
+          <w:sz w:val="32"/>
+          <w:szCs w:val="32"/>
+        </w:rPr>
+      </w:pPr>
+      <w:r>
+        <w:rPr>
+          <w:sz w:val="32"/>
+          <w:szCs w:val="32"/>
+        </w:rPr>
+        <w:t>Equation Index Ledger (Word Safe Version)</w:t>
+      </w:r>
+      <w:r>
+        <w:rPr>
+          <w:sz w:val="32"/>
+          <w:szCs w:val="32"/>
+        </w:rPr>
+        <w:t xml:space="preserve"> from CSV file</w:t>
+      </w:r>
+    </w:p>
+    <w:p>
+      <w:pPr>
+        <w:pStyle w:val="Normal"/>
+        <w:rPr>
+          <w:rFonts w:ascii="Aptos" w:hAnsi="Aptos" w:eastAsia="Aptos" w:cs="Aptos"/>
+          <w:noProof w:val="0"/>
+          <w:color w:val="4EA72E" w:themeColor="accent6" w:themeTint="FF" w:themeShade="FF"/>
+          <w:sz w:val="24"/>
+          <w:szCs w:val="24"/>
+          <w:lang w:val="en-US"/>
+        </w:rPr>
+      </w:pPr>
+      <w:r>
+        <w:rPr>
+          <w:rFonts w:ascii="Aptos" w:hAnsi="Aptos" w:eastAsia="" w:cs="" w:asciiTheme="minorAscii" w:hAnsiTheme="minorAscii" w:eastAsiaTheme="minorEastAsia" w:cstheme="minorBidi"/>
+          <w:noProof w:val="0"/>
+          <w:color w:val="4EA72E" w:themeColor="accent6" w:themeTint="FF" w:themeShade="FF"/>
+          <w:sz w:val="24"/>
+          <w:szCs w:val="24"/>
+          <w:lang w:val="en-US" w:eastAsia="ja-JP" w:bidi="ar-SA"/>
+        </w:rPr>
+        <w:t xml:space="preserve">master_ledger_equations_95.csv </w:t>
+      </w:r>
+    </w:p>
+    <w:p>
+      <w:pPr>
+        <w:pStyle w:val="Normal"/>
+      </w:pPr>
+      <w:r>
+        <w:rPr/>
+        <w:t>Equation_ID,LaTeX_Formulation,Technical_Name,Operational_Context_Description,Primary_Simulation_Reference</w:t>
+      </w:r>
+    </w:p>
+    <w:p>
+      <w:pPr>
+        <w:pStyle w:val="Normal"/>
+      </w:pPr>
+      <w:r>
+        <w:rPr/>
+        <w:t>EQ-001,"T = f(\rho_{m}, \rho_{E}, \sigma, \theta, \Phi, \mathbf{B}, \mathbf{E})",Transmissivity Framework Function,Corridor definition evaluating localized field environments,SIM-CORE</w:t>
+      </w:r>
+    </w:p>
+    <w:p>
+      <w:pPr>
+        <w:pStyle w:val="Normal"/>
+      </w:pPr>
+      <w:r>
+        <w:rPr/>
+        <w:t>EQ-002,\frac{\partial T}{\partial t} \to 0,Transmissivity Saturation Condition,Indicates static boundary state stabilization,SIM-CORE</w:t>
+      </w:r>
+    </w:p>
+    <w:p>
+      <w:pPr>
+        <w:pStyle w:val="Normal"/>
+      </w:pPr>
+      <w:r>
+        <w:rPr/>
+        <w:t>EQ-003,\nabla T &gt; \Gamma_{text{breach}},Transmissivity Spatial Gradient Breach Threshold,Defines boundary breakdown point where containment slips,SIM-CORE</w:t>
+      </w:r>
+    </w:p>
+    <w:p>
+      <w:pPr>
+        <w:pStyle w:val="Normal"/>
+      </w:pPr>
+      <w:r>
+        <w:rPr/>
+        <w:t>EQ-004,\alpha \cdot T \approx \kappa,Permeability-Transmissivity Scaling Constant Matrix,Couples medium conductivity directly to local transport profiles,SIM-CORE</w:t>
+      </w:r>
+    </w:p>
+    <w:p>
+      <w:pPr>
+        <w:pStyle w:val="Normal"/>
+      </w:pPr>
+      <w:r>
+        <w:rPr/>
+        <w:t>EQ-005,S = \frac{E_{meas}}{E_{ref}},Saturation Ratio Formulation,Normalizes local measured energy field against reference vacuum states,SIM-CORE</w:t>
+      </w:r>
+    </w:p>
+    <w:p>
+      <w:pPr>
+        <w:pStyle w:val="Normal"/>
+      </w:pPr>
+      <w:r>
+        <w:rPr/>
+        <w:t>EQ-006,\frac{dS}{dt} &gt; \Lambda_{rec},Recovery Gate Threshold Condition,Dictates the timeline rate needed for system recovery to baseline,SIM-CORE</w:t>
+      </w:r>
+    </w:p>
+    <w:p>
+      <w:pPr>
+        <w:pStyle w:val="Normal"/>
+      </w:pPr>
+      <w:r>
+        <w:rPr/>
+        <w:t>EQ-011,"R_{\gamma} = \int_{\mathcal{C}} w(s)\,\chi_{text{corridor}}(s)\,ds",Integrated Corridor Path Resistance,Calculates net optical/field attenuation along a line element s,SIM-PLASMA-01</w:t>
+      </w:r>
+    </w:p>
+    <w:p>
+      <w:pPr>
+        <w:pStyle w:val="Normal"/>
+      </w:pPr>
+      <w:r>
+        <w:rPr/>
+        <w:t>EQ-012,\mathcal{P}_{\gamma} = \int (\mathbf{E} \times \mathbf{B}) \cdot d\ell,Net Boundary Poynting Flux Projection,Evaluates electromagnetic power flow intersecting containment edges,SIM-PLASMA-01</w:t>
+      </w:r>
+    </w:p>
+    <w:p>
+      <w:pPr>
+        <w:pStyle w:val="Normal"/>
+      </w:pPr>
+      <w:r>
+        <w:rPr/>
+        <w:t>EQ-013,\frac{dt_{obs}}{dt_{ref}} \approx 1,Local Coordinate Clock Synchronization Factor,Enforces non-dilated baseline clock frames in flat reference space,SIM-PLASMA-01</w:t>
+      </w:r>
+    </w:p>
+    <w:p>
+      <w:pPr>
+        <w:pStyle w:val="Normal"/>
+      </w:pPr>
+      <w:r>
+        <w:rPr/>
+        <w:t>EQ-014,L_{meas} \approx L_{ref},Spatial Metric Longitudinal Length Matching,Ensures length consistency before severe localized metric squeezing,SIM-PLASMA-01</w:t>
+      </w:r>
+    </w:p>
+    <w:p>
+      <w:pPr>
+        <w:pStyle w:val="Normal"/>
+      </w:pPr>
+      <w:r>
+        <w:rPr/>
+        <w:t>EQ-015,"\mathbf{V} = [\Delta E, \Delta q, \Delta s, \Delta \mathbf{p}, \Delta B, \Delta L]",6D Phase Multi-Vector Tracking Array,Monitors instantaneous updates across primary thermodynamic variables,SIM-PLASMA-02</w:t>
+      </w:r>
+    </w:p>
+    <w:p>
+      <w:pPr>
+        <w:pStyle w:val="Normal"/>
+      </w:pPr>
+      <w:r>
+        <w:rPr/>
+        <w:t>EQ-016,"\mathcal{D}_i : P_i(text{env}) = g(\mathbf{B}, \mathbf{E}, \rho_{m}, T, \alpha)",Environmental State Distribution Matrix,Determines localized cell probability based on surrounding fluid matrix,SIM-PLASMA-02</w:t>
+      </w:r>
+    </w:p>
+    <w:p>
+      <w:pPr>
+        <w:pStyle w:val="Normal"/>
+      </w:pPr>
+      <w:r>
+        <w:rPr/>
+        <w:t>EQ-017,\Omega_{eff} = \Omega_0 \cdot (1 + \beta T + \gamma \alpha),Effective Rotation Modulus Adjustment,Alters angular momentum transport inside extreme conducting mediums,SIM-PLASMA-02</w:t>
+      </w:r>
+    </w:p>
+    <w:p>
+      <w:pPr>
+        <w:pStyle w:val="Normal"/>
+      </w:pPr>
+      <w:r>
+        <w:rPr/>
+        <w:t>EQ-018,\left\langle \frac{dE}{dx} \right\rangle_{coalition},Mean Coalition Stopping Power Matrix,Tracks spatial energy dissipation of accelerating charges in field medium,SIM-PLASMA-02</w:t>
+      </w:r>
+    </w:p>
+    <w:p>
+      <w:pPr>
+        <w:pStyle w:val="Normal"/>
+      </w:pPr>
+      <w:r>
+        <w:rPr/>
+        <w:t>EQ-019,"\Delta_{\mu,e,p} = \left\langle \frac{dE}{dx} \right\rangle_{\mu} - \left\langle \frac{dE}{dx} \right\rangle_{e,p}",Lepton-Hadron Stopping Power Differential,Measures energy extraction divergence between muons and light leptons,SIM-PLASMA-02</w:t>
+      </w:r>
+    </w:p>
+    <w:p>
+      <w:pPr>
+        <w:pStyle w:val="Normal"/>
+      </w:pPr>
+      <w:r>
+        <w:rPr/>
+        <w:t>EQ-020,V(\phi) = \tfrac{1}{2} m_{\phi}^2 \phi^2 + \lambda \phi^4 + \eta \phi T,Multi-Phase Self-Interaction Effective Potential,Models stable vacuum expectations when coupled to local Transmissivity,SIM-PLASMA-02</w:t>
+      </w:r>
+    </w:p>
+    <w:p>
+      <w:pPr>
+        <w:pStyle w:val="Normal"/>
+      </w:pPr>
+      <w:r>
+        <w:rPr/>
+        <w:t>EQ-021,\rho_{overlay} = \tfrac{1}{2} \dot{\phi}^2 + V(\phi),Scalar Overlay Field Effective Density,Represents the scalar stress-tensor contribution to local medium metrics,SIM-PLASMA-02</w:t>
+      </w:r>
+    </w:p>
+    <w:p>
+      <w:pPr>
+        <w:pStyle w:val="Normal"/>
+      </w:pPr>
+      <w:r>
+        <w:rPr/>
+        <w:t>EQ-022,"E = \frac{m}{\mu \cdot \varepsilon} \cdot \Xi(T, \alpha, \mathbf{B}, \mathbf{E})",Unified Coalition Energy Relation,Modifies effective energy based on local spatial permeability and permittivity,SIM-CORE</w:t>
+      </w:r>
+    </w:p>
+    <w:p>
+      <w:pPr>
+        <w:pStyle w:val="Normal"/>
+      </w:pPr>
+      <w:r>
+        <w:rPr/>
+        <w:t>EQ-023,E_{legacy} = m c^2,Classical Rest-Mass Energy Bridge,The standard limit where local dielectric multipliers go to unity,SIM-CORE</w:t>
+      </w:r>
+    </w:p>
+    <w:p>
+      <w:pPr>
+        <w:pStyle w:val="Normal"/>
+      </w:pPr>
+      <w:r>
+        <w:rPr/>
+        <w:t>EQ-024,"\frac{d\theta}{dt} = \Upsilon(T, \alpha, \rho_{E}, \rho_{m})",Structural Phase Evolution Vector,Tracks state adjustments across multi-phase boundaries,SIM-CORE</w:t>
+      </w:r>
+    </w:p>
+    <w:p>
+      <w:pPr>
+        <w:pStyle w:val="Normal"/>
+      </w:pPr>
+      <w:r>
+        <w:rPr/>
+        <w:t>EQ-025,"\theta \in \{\theta_{init}, \theta_{growth}, \theta_{sat}, \theta_{breach}, \theta_{rec}\}",Discrete State Space Constraints,Defines permissible phase identities for containment tracking,SIM-CORE</w:t>
+      </w:r>
+    </w:p>
+    <w:p>
+      <w:pPr>
+        <w:pStyle w:val="Normal"/>
+      </w:pPr>
+      <w:r>
+        <w:rPr/>
+        <w:t>EQ-026,\frac{\Delta f}{f} = \frac{\Delta \Phi}{c^2},Standard Gravitational Redshift Identity,Classical control mapping fractional frequency loss over a potential change,SIM-REDSHIFT</w:t>
+      </w:r>
+    </w:p>
+    <w:p>
+      <w:pPr>
+        <w:pStyle w:val="Normal"/>
+      </w:pPr>
+      <w:r>
+        <w:rPr/>
+        <w:t>EQ-027,\Delta f = \frac{\Delta p_{\gamma}}{h},Native Non-Ballistic Photon Momentum Frequency Shift,Direct relationship linking observed frequency drops to photon momentum depletion,SIM-REDSHIFT</w:t>
+      </w:r>
+    </w:p>
+    <w:p>
+      <w:pPr>
+        <w:pStyle w:val="Normal"/>
+      </w:pPr>
+      <w:r>
+        <w:rPr/>
+        <w:t>EQ-028,"\Delta p_{\gamma} = \int g(r)\,dr",Integrated Line-Element Gravitational Resistance Vector,Sums continuous spatial path resistance acting against outward light travel,SIM-REDSHIFT</w:t>
+      </w:r>
+    </w:p>
+    <w:p>
+      <w:pPr>
+        <w:pStyle w:val="Normal"/>
+      </w:pPr>
+      <w:r>
+        <w:rPr/>
+        <w:t>EQ-029,"\Delta \theta = \int \frac{g_{\perp}}{p_{\gamma}}\,ds",Deflection Angular Vector Mapping Integral,Calculates localized cross-field trajectory bending of non-ballistic paths,SIM-REDSHIFT</w:t>
+      </w:r>
+    </w:p>
+    <w:p>
+      <w:pPr>
+        <w:pStyle w:val="Normal"/>
+      </w:pPr>
+      <w:r>
+        <w:rPr/>
+        <w:t>EQ-030,\Delta \theta = \frac{4GM}{c^2 b},Classical Vacuum Asymptotic Light Bending,Standard General Relativity control metric using impact parameter b,SIM-REDSHIFT</w:t>
+      </w:r>
+    </w:p>
+    <w:p>
+      <w:pPr>
+        <w:pStyle w:val="Normal"/>
+      </w:pPr>
+      <w:r>
+        <w:rPr/>
+        <w:t>EQ-031,z_{obs} = z_{Doppler} + z_{grav},Composite Observed Cosmological Redshift Formula,Sums kinematic velocity stretching and native potential path resistance,SIM-REDSHIFT</w:t>
+      </w:r>
+    </w:p>
+    <w:p>
+      <w:pPr>
+        <w:pStyle w:val="Normal"/>
+      </w:pPr>
+      <w:r>
+        <w:rPr/>
+        <w:t>EQ-032,z_{grav} = \frac{\Delta p_{\gamma}}{p_{\gamma}},Pure Momentum Depletion Fractional Parameter,Expresses potential-induced redshift directly via loss of photon inertia,SIM-REDSHIFT</w:t>
+      </w:r>
+    </w:p>
+    <w:p>
+      <w:pPr>
+        <w:pStyle w:val="Normal"/>
+      </w:pPr>
+      <w:r>
+        <w:rPr/>
+        <w:t>EQ-033,r_h = r_s \cdot (1 + \Delta_{EOS}),Definitive Non-Singular Collapse Halt Radius,Establishes structural arrest boundary scaling past classical Schwarzschild radius,SIM-COLL-03</w:t>
+      </w:r>
+    </w:p>
+    <w:p>
+      <w:pPr>
+        <w:pStyle w:val="Normal"/>
+      </w:pPr>
+      <w:r>
+        <w:rPr/>
+        <w:t>EQ-034,\frac{dE}{dr} \to 0,Internal Collapse Zone Energy Gradient Flattens,Vanishing internal work gradient marking non-singular density arrest,SIM-COLL-03</w:t>
+      </w:r>
+    </w:p>
+    <w:p>
+      <w:pPr>
+        <w:pStyle w:val="Normal"/>
+      </w:pPr>
+      <w:r>
+        <w:rPr/>
+        <w:t>EQ-035,\Delta E = \mu_B \cdot B \cdot m_s,Local Magnetic Zeeman Spin State Splitting Energy,Calculates shift in microstate orientation potential under high magnetic field,SIM-SPIN-01</w:t>
+      </w:r>
+    </w:p>
+    <w:p>
+      <w:pPr>
+        <w:pStyle w:val="Normal"/>
+      </w:pPr>
+      <w:r>
+        <w:rPr/>
+        <w:t>EQ-036,\frac{P_{up}}{P_{down}} = \exp\left(-\frac{\Delta E}{k T}\right),Boltzmann State Occupancy Ratio Profile,Determines thermal balance of quantum spin alignments in compressed fluid,SIM-SPIN-01</w:t>
+      </w:r>
+    </w:p>
+    <w:p>
+      <w:pPr>
+        <w:pStyle w:val="Normal"/>
+      </w:pPr>
+      <w:r>
+        <w:rPr/>
+        <w:t>EQ-037,h_{min} = 10^{-21},Absolute Simulation Numerical Precision Metric Floor,Prevents floating point roundoff errors during spatial cell collapse,SIM-COLL-03</w:t>
+      </w:r>
+    </w:p>
+    <w:p>
+      <w:pPr>
+        <w:pStyle w:val="Normal"/>
+      </w:pPr>
+      <w:r>
+        <w:rPr/>
+        <w:t>EQ-038,"S(f) = \int \rho(f, r)\,dr",Integrated Line-of-Sight Spectral Column Density,Calculates net absorption depth for rays escaping internal dense core,SIM-COLL-03</w:t>
+      </w:r>
+    </w:p>
+    <w:p>
+      <w:pPr>
+        <w:pStyle w:val="Normal"/>
+      </w:pPr>
+      <w:r>
+        <w:rPr/>
+        <w:t>EQ-039,dt_{obs} = dt_{ref} \cdot \sqrt{1 - \frac{2GM}{rc^2}},Standard External Gravitational Time Dilation Curve,Classical control mapping coordinate clock slow-down outside mass core,SIM-COLL-03</w:t>
+      </w:r>
+    </w:p>
+    <w:p>
+      <w:pPr>
+        <w:pStyle w:val="Normal"/>
+      </w:pPr>
+      <w:r>
+        <w:rPr/>
+        <w:t>EQ-040,\frac{dt_{obs}}{dt_{ref}} \approx 1,Internal Safe Coordinate Time Alignment Vector,Enforces regular physical time movement inside non-singular arrest zone,SIM-COLL-03</w:t>
+      </w:r>
+    </w:p>
+    <w:p>
+      <w:pPr>
+        <w:pStyle w:val="Normal"/>
+      </w:pPr>
+      <w:r>
+        <w:rPr/>
+        <w:t>EQ-041,f_{obs} = f_{emit} \cdot \left(1 + \frac{\Delta \Phi}{c^2}\right),Standard Clock Shift Metric Projection,Relates emitted frequencies to observed frames across potential steps,SIM-COLL-03</w:t>
+      </w:r>
+    </w:p>
+    <w:p>
+      <w:pPr>
+        <w:pStyle w:val="Normal"/>
+      </w:pPr>
+      <w:r>
+        <w:rPr/>
+        <w:t>EQ-042,v = v_0 + a \cdot t,Classical Newtonian Kinematic Linear Velocity,Standard flat-space linear velocity under constant acceleration,SIM-CORE</w:t>
+      </w:r>
+    </w:p>
+    <w:p>
+      <w:pPr>
+        <w:pStyle w:val="Normal"/>
+      </w:pPr>
+      <w:r>
+        <w:rPr/>
+        <w:t>EQ-043,t = \frac{v - v_0}{a},Newtonian Time Duration Interval Solver,Extracts time duration required to reach targeted velocity thresholds,SIM-CORE</w:t>
+      </w:r>
+    </w:p>
+    <w:p>
+      <w:pPr>
+        <w:pStyle w:val="Normal"/>
+      </w:pPr>
+      <w:r>
+        <w:rPr/>
+        <w:t>EQ-044,text{days} = \frac{t}{86400},Temporal Unit Conversion Vector Scalar,Normalizes metric simulation seconds into real calendar days,SIM-CORE</w:t>
+      </w:r>
+    </w:p>
+    <w:p>
+      <w:pPr>
+        <w:pStyle w:val="Normal"/>
+      </w:pPr>
+      <w:r>
+        <w:rPr/>
+        <w:t>EQ-045,v(t) = \frac{a \cdot t}{\sqrt{1 + \left(\frac{a \cdot t}{c}\right)^2}},Relativistic Flat Velocity Coordinate Asymptote,Shows linear coordinate time approach to speed of light c,SIM-CORE</w:t>
+      </w:r>
+    </w:p>
+    <w:p>
+      <w:pPr>
+        <w:pStyle w:val="Normal"/>
+      </w:pPr>
+      <w:r>
+        <w:rPr/>
+        <w:t>EQ-046,v(\tau) = c \cdot \tanh\left(\frac{a \cdot \tau}{c}\right),Proper-Time Relativistic Acceleration Vector Form,Tracks experienced system timeline acceleration mapping to hyperbolic velocity,SIM-CORE</w:t>
+      </w:r>
+    </w:p>
+    <w:p>
+      <w:pPr>
+        <w:pStyle w:val="Normal"/>
+      </w:pPr>
+      <w:r>
+        <w:rPr/>
+        <w:t>EQ-047,E = m \cdot c^2,Standard Mass-Energy Equivalence Baseline,Classical rest energy baseline for standard reference fields,SIM-CORE</w:t>
+      </w:r>
+    </w:p>
+    <w:p>
+      <w:pPr>
+        <w:pStyle w:val="Normal"/>
+      </w:pPr>
+      <w:r>
+        <w:rPr/>
+        <w:t>EQ-048,m_{equiv} = \frac{E}{c^2},Dynamic Mass-Equivalent Gravitational Energy Conversion,Translates pure electromagnetic or scalar field energy into effective mass,SIM-CORE</w:t>
+      </w:r>
+    </w:p>
+    <w:p>
+      <w:pPr>
+        <w:pStyle w:val="Normal"/>
+      </w:pPr>
+      <w:r>
+        <w:rPr/>
+        <w:t>EQ-049,E = h \cdot \nu,Planck-Einstein Photon Energy Quantum Identity,Establishes linear relationship between frequency and quantum energy packets,SIM-CORE</w:t>
+      </w:r>
+    </w:p>
+    <w:p>
+      <w:pPr>
+        <w:pStyle w:val="Normal"/>
+      </w:pPr>
+      <w:r>
+        <w:rPr/>
+        <w:t>EQ-050,p = \frac{E}{c},Standard Linear Photon Momentum Relation,Direct link relating electromagnetic wave packet energy to pure inertia,SIM-CORE</w:t>
+      </w:r>
+    </w:p>
+    <w:p>
+      <w:pPr>
+        <w:pStyle w:val="Normal"/>
+      </w:pPr>
+      <w:r>
+        <w:rPr/>
+        <w:t>EQ-051,m_{equiv} = \frac{h \cdot \nu}{c^2},Effective Photon Gravitational Mass Identity,Calculates instant gravitational mass equivalence of localized light rays,SIM-CORE</w:t>
+      </w:r>
+    </w:p>
+    <w:p>
+      <w:pPr>
+        <w:pStyle w:val="Normal"/>
+      </w:pPr>
+      <w:r>
+        <w:rPr/>
+        <w:t>EQ-052,E = \frac{m}{\mu \cdot \varepsilon},Simplified Non-Permeable Base Medium Energy Scalar,Alters effective baseline inertia based on spatial index conditions,SIM-FLUID-01</w:t>
+      </w:r>
+    </w:p>
+    <w:p>
+      <w:pPr>
+        <w:pStyle w:val="Normal"/>
+      </w:pPr>
+      <w:r>
+        <w:rPr/>
+        <w:t>EQ-053,p = m \cdot v,Classical Linear Momentum Conservation Identity,Tracks mass translation vectors across fluid boundary cells,SIM-FLUID-01</w:t>
+      </w:r>
+    </w:p>
+    <w:p>
+      <w:pPr>
+        <w:pStyle w:val="Normal"/>
+      </w:pPr>
+      <w:r>
+        <w:rPr/>
+        <w:t>EQ-054,L = I \cdot \omega,Macroscopic Angular Momentum Tracking Array,Measures rotational stability of expanding or collapsing accretion disks,SIM-FLUID-01</w:t>
+      </w:r>
+    </w:p>
+    <w:p>
+      <w:pPr>
+        <w:pStyle w:val="Normal"/>
+      </w:pPr>
+      <w:r>
+        <w:rPr/>
+        <w:t>EQ-055,I = k \cdot M \cdot R^2,Geometric Moment of Inertia Structural Definition,Applies structural coefficients k to model mass distribution geometries,SIM-FLUID-01</w:t>
+      </w:r>
+    </w:p>
+    <w:p>
+      <w:pPr>
+        <w:pStyle w:val="Normal"/>
+      </w:pPr>
+      <w:r>
+        <w:rPr/>
+        <w:t>EQ-056,\frac{dP}{dr} = -\rho \cdot g,Classical Hydrostatic Spatial Equilibrium Gradient,Balances internal isotropic fluid pressure against downward gravity forces,SIM-FLUID-01</w:t>
+      </w:r>
+    </w:p>
+    <w:p>
+      <w:pPr>
+        <w:pStyle w:val="Normal"/>
+      </w:pPr>
+      <w:r>
+        <w:rPr/>
+        <w:t>EQ-057,\rho = \frac{M}{V},Macroscopic Bulk Mean Mass Density,Simple ratio tracking structural volume filling thresholds,SIM-FLUID-01</w:t>
+      </w:r>
+    </w:p>
+    <w:p>
+      <w:pPr>
+        <w:pStyle w:val="Normal"/>
+      </w:pPr>
+      <w:r>
+        <w:rPr/>
+        <w:t>EQ-058,P = \frac{F}{A},Isotropic Mechanical Pressure Force Projection,Measures perpendicular mechanical force distributed per area unit,SIM-FLUID-01</w:t>
+      </w:r>
+    </w:p>
+    <w:p>
+      <w:pPr>
+        <w:pStyle w:val="Normal"/>
+      </w:pPr>
+      <w:r>
+        <w:rPr/>
+        <w:t>EQ-059,\rho(r) = \rho_0 \cdot \left[1 - \left(\frac{r}{R}\right)^2\right],Parabolic Stellar Density Radial Profile Matrix,Standard non-uniform interior density tracking function for mass cores,SIM-FLUID-01</w:t>
+      </w:r>
+    </w:p>
+    <w:p>
+      <w:pPr>
+        <w:pStyle w:val="Normal"/>
+      </w:pPr>
+      <w:r>
+        <w:rPr/>
+        <w:t>EQ-060,"M(r) = \int 4\pi r^2 \rho(r)\,dr",Enclosed Radial Mass Volume Profiler Integral,Integrates nested shells to find absolute structural mass up to radius r,SIM-FLUID-01</w:t>
+      </w:r>
+    </w:p>
+    <w:p>
+      <w:pPr>
+        <w:pStyle w:val="Normal"/>
+      </w:pPr>
+      <w:r>
+        <w:rPr/>
+        <w:t>EQ-061,g(r) = \frac{G \cdot M(r)}{r^2},Localized Newton Gravitational Field Acceleration,Determines inward gravitational force pulling on interior fluid packets,SIM-FLUID-01</w:t>
+      </w:r>
+    </w:p>
+    <w:p>
+      <w:pPr>
+        <w:pStyle w:val="Normal"/>
+      </w:pPr>
+      <w:r>
+        <w:rPr/>
+        <w:t>EQ-062,g_{surface} = \frac{G \cdot M}{R^2},Boundary Surface Gravity Acceleration Endpoint,Calculates gravitational grip at the absolute edge of active core mass,SIM-FLUID-01</w:t>
+      </w:r>
+    </w:p>
+    <w:p>
+      <w:pPr>
+        <w:pStyle w:val="Normal"/>
+      </w:pPr>
+      <w:r>
+        <w:rPr/>
+        <w:t>EQ-063,U = -\frac{3 G M^2}{5 R},Uniform Spherical Gravitational Binding Potential Energy,Classical benchmark tracking total work required to dismantle core structure,SIM-FLUID-01</w:t>
+      </w:r>
+    </w:p>
+    <w:p>
+      <w:pPr>
+        <w:pStyle w:val="Normal"/>
+      </w:pPr>
+      <w:r>
+        <w:rPr/>
+        <w:t>EQ-064,E_{tot} = K + U,Total Standard Mechanical Conserved Energy Scalar,Monitors sum of macroscopic kinetic translation and potential pools,SIM-FLUID-01</w:t>
+      </w:r>
+    </w:p>
+    <w:p>
+      <w:pPr>
+        <w:pStyle w:val="Normal"/>
+      </w:pPr>
+      <w:r>
+        <w:rPr/>
+        <w:t>EQ-065,\frac{\partial \rho}{\partial t} + \nabla \cdot (\rho \mathbf{v}) = 0,Fluid Mass Continuity Matrix,Enforces absolute mass conservation across localized dynamic fluid updates,SIM-FLUID-01</w:t>
+      </w:r>
+    </w:p>
+    <w:p>
+      <w:pPr>
+        <w:pStyle w:val="Normal"/>
+      </w:pPr>
+      <w:r>
+        <w:rPr/>
+        <w:t>EQ-066,\rho \left(\frac{\partial \mathbf{v}}{\partial t} + (\mathbf{v} \cdot \nabla)\mathbf{v}\right) = -\nabla P,Navier-Stokes Uncharged Pure Fluid Momentum Axis,Tracks mechanical pressure gradient accelerations without electromagnetic forces,SIM-FLUID-01</w:t>
+      </w:r>
+    </w:p>
+    <w:p>
+      <w:pPr>
+        <w:pStyle w:val="Normal"/>
+      </w:pPr>
+      <w:r>
+        <w:rPr/>
+        <w:t>EQ-067,P = \rho \cdot R_{specific} \cdot T_k,Ideal Gas Thermodynamic Equation of State,Couples bulk thermal kinetic temperature to mechanical gas pressures,SIM-FLUID-01</w:t>
+      </w:r>
+    </w:p>
+    <w:p>
+      <w:pPr>
+        <w:pStyle w:val="Normal"/>
+      </w:pPr>
+      <w:r>
+        <w:rPr/>
+        <w:t>EQ-068,E_{rot} = \frac{1}{2} I \cdot \omega^2,Macroscopic Rotational Kinetic Energy Scalar,Measures kinetic track energy stored within spinning stellar geometries,SIM-FLUID-01</w:t>
+      </w:r>
+    </w:p>
+    <w:p>
+      <w:pPr>
+        <w:pStyle w:val="Normal"/>
+      </w:pPr>
+      <w:r>
+        <w:rPr/>
+        <w:t>EQ-069,v_{rot} = \omega \cdot r,Linear Equatorial Local Tangential Velocity,Tracks rotational speed of boundary cells at radius offsets,SIM-FLUID-01</w:t>
+      </w:r>
+    </w:p>
+    <w:p>
+      <w:pPr>
+        <w:pStyle w:val="Normal"/>
+      </w:pPr>
+      <w:r>
+        <w:rPr/>
+        <w:t>EQ-070,B(r) = B_0 \cdot \left(\frac{R}{r}\right)^3,Classical Magnetic Dipole Radial Falloff Vector,Models decay of global stellar fields moving away from active core poles,SIM-MAG-02</w:t>
+      </w:r>
+    </w:p>
+    <w:p>
+      <w:pPr>
+        <w:pStyle w:val="Normal"/>
+      </w:pPr>
+      <w:r>
+        <w:rPr/>
+        <w:t>EQ-071,u_B = \frac{B^2}{2\mu_0},Localized Magnetic Field Energy Storage Density,Tracks spatial energy density bound within magnetic flux structures,SIM-MAG-02</w:t>
+      </w:r>
+    </w:p>
+    <w:p>
+      <w:pPr>
+        <w:pStyle w:val="Normal"/>
+      </w:pPr>
+      <w:r>
+        <w:rPr/>
+        <w:t>EQ-072,P_B = \frac{B^2}{2\mu_0},Isotropic Magnetic Field Outward Counterforce Pressure,Electromagnetic pressure vector acting to arrest uncharged collapse trajectories,SIM-MAG-02</w:t>
+      </w:r>
+    </w:p>
+    <w:p>
+      <w:pPr>
+        <w:pStyle w:val="Normal"/>
+      </w:pPr>
+      <w:r>
+        <w:rPr/>
+        <w:t>EQ-073,F_Lorentz = q \cdot (\mathbf{E} + \mathbf{v} \times \mathbf{B}),Microscopic Charged Particle Lorentz Force Equation,Defines path acceleration vectors for individual free plasma charges,SIM-MAG-02</w:t>
+      </w:r>
+    </w:p>
+    <w:p>
+      <w:pPr>
+        <w:pStyle w:val="Normal"/>
+      </w:pPr>
+      <w:r>
+        <w:rPr/>
+        <w:t>EQ-074,\Phi_B = \int \mathbf{B} \cdot d\mathbf{A},Net Magnetic Flux Surface Integrator Matrix,Measures total magnetic field lines piercing a given reference boundary,SIM-MAG-02</w:t>
+      </w:r>
+    </w:p>
+    <w:p>
+      <w:pPr>
+        <w:pStyle w:val="Normal"/>
+      </w:pPr>
+      <w:r>
+        <w:rPr/>
+        <w:t>EQ-075,\lim_{r \to r_h^+} \frac{dE}{dr} = 0,Core Native Gradient Reversal Threshold Boundary,Arrests internal collapse work perfectly as boundary moves to Halt Radius,SIM-COLL-03</w:t>
+      </w:r>
+    </w:p>
+    <w:p>
+      <w:pPr>
+        <w:pStyle w:val="Normal"/>
+      </w:pPr>
+      <w:r>
+        <w:rPr/>
+        <w:t>EQ-076,"\omega_{\gamma} &gt; \omega_{p} \cdot \Theta(T, \mathbf{B}, \rho_{m})",Dynamic Plasma Escape Frequency Cutoff,Determines threshold where photon signals slice through shielding media,SIM-PLASMA-01</w:t>
+      </w:r>
+    </w:p>
+    <w:p>
+      <w:pPr>
+        <w:pStyle w:val="Normal"/>
+      </w:pPr>
+      <w:r>
+        <w:rPr/>
+        <w:t>EQ-077,"D_{eff} = D_0 \cdot \Psi(T, \alpha, \rho_{m}, \mathbf{B})",Effective Modified Plasma Transmissivity Diffusion Matrix,Controls charge transport behavior across intense local phase shifts,SIM-PLASMA-01</w:t>
+      </w:r>
+    </w:p>
+    <w:p>
+      <w:pPr>
+        <w:pStyle w:val="Normal"/>
+      </w:pPr>
+      <w:r>
+        <w:rPr/>
+        <w:t>EQ-078,\mathbf{J} = -D_{eff} \nabla n,Modified Unified Spatial Fick Concentration Flux Vector,Governs fluid element diffusion vectors inside heavy compression zones,SIM-PLASMA-01</w:t>
+      </w:r>
+    </w:p>
+    <w:p>
+      <w:pPr>
+        <w:pStyle w:val="Normal"/>
+      </w:pPr>
+      <w:r>
+        <w:rPr/>
+        <w:t>EQ-079,\rho_{max} = text{Constant},The Definitive Trinca Maximum Mass Density Ceiling,Absolute cosmological maximum density allowed by universal phase architecture,SIM-COLL-03</w:t>
+      </w:r>
+    </w:p>
+    <w:p>
+      <w:pPr>
+        <w:pStyle w:val="Normal"/>
+      </w:pPr>
+      <w:r>
+        <w:rPr/>
+        <w:t>EQ-080,"\mathcal{R}(x) = f(text{energy}, text{curvature}, text{medium})",Unified Metric Spacetime Reality Function,Universal master tracking trait monitoring absolute metric status parameters,SIM-CORE</w:t>
+      </w:r>
+    </w:p>
+    <w:p>
+      <w:pPr>
+        <w:pStyle w:val="Normal"/>
+      </w:pPr>
+      <w:r>
+        <w:rPr/>
+        <w:t>EQ-081,E_0 = m_e c^2 = h f_c,Lepton Rest-Energy Quantum Frequency Identity,Bridges rest-mass inertia directly to its intrinsic quantum clock speed,SIM-SPIN-01</w:t>
+      </w:r>
+    </w:p>
+    <w:p>
+      <w:pPr>
+        <w:pStyle w:val="Normal"/>
+      </w:pPr>
+      <w:r>
+        <w:rPr/>
+        <w:t>EQ-082,f_c = \frac{m_e c^2}{h},Electron Intrinsic Compton Clock Frequency Baseline,Establishes fundamental quantum oscillation frequency (~1.236e20 Hz),SIM-SPIN-01</w:t>
+      </w:r>
+    </w:p>
+    <w:p>
+      <w:pPr>
+        <w:pStyle w:val="Normal"/>
+      </w:pPr>
+      <w:r>
+        <w:rPr/>
+        <w:t>EQ-083,\nabla \cdot \mathbf{E} = \frac{\rho_e}{\varepsilon_0},Macroscopic Maxwell Gauss Electrostatic Core,Maps total electric displacement field divergence directly to free charges,SIM-MAG-02</w:t>
+      </w:r>
+    </w:p>
+    <w:p>
+      <w:pPr>
+        <w:pStyle w:val="Normal"/>
+      </w:pPr>
+      <w:r>
+        <w:rPr/>
+        <w:t>EQ-084,\nabla \cdot \mathbf{B} = 0,Maxwell Gauss Magnetic Non-Monopole Constraint,Enforces continuous divergence-free closed tracking loops for all magnetic lines,SIM-MAG-02</w:t>
+      </w:r>
+    </w:p>
+    <w:p>
+      <w:pPr>
+        <w:pStyle w:val="Normal"/>
+      </w:pPr>
+      <w:r>
+        <w:rPr/>
+        <w:t>EQ-085,\nabla \times \mathbf{E} = -\frac{\partial \mathbf{B}}{\partial t},Maxwell Faraday Time-Varying Field Induction Matrix,Calculates electrical electromotive curls induced by moving magnetic boundaries,SIM-PLASMA-01</w:t>
+      </w:r>
+    </w:p>
+    <w:p>
+      <w:pPr>
+        <w:pStyle w:val="Normal"/>
+      </w:pPr>
+      <w:r>
+        <w:rPr/>
+        <w:t>EQ-086,"\nabla \times \mathbf{B} = \mu_0 \left(\mathbf{J} + \varepsilon_0 \frac{\partial \mathbf{E}}{\partial t}\</w:t>
+      </w:r>
+    </w:p>
+    <w:p>
+      <w:pPr>
+        <w:pStyle w:val="Normal"/>
+      </w:pPr>
+      <w:r>
+        <w:rPr/>
+        <w:t>ight)",Maxwell Ampere Extended Circuital Current Dynamic Loop,Relates magnetic curls to real currents and displacement field changes,SIM-MAG-02</w:t>
+      </w:r>
+    </w:p>
+    <w:p>
+      <w:pPr>
+        <w:pStyle w:val="Normal"/>
+      </w:pPr>
+      <w:r>
+        <w:rPr/>
+        <w:t>EQ-087,\rho \left(\frac{\partial \mathbf{v}}{\partial t} + (\mathbf{v} \cdot \nabla)\mathbf{v}\right) = -\nabla P + \mathbf{J} \times \mathbf{B} + \rho \mathbf{g},Coupled MHD Navier-Stokes Lorentz Fluid Momentum Equation,"Integrates mechanical pressure, gravitational grip, and macroscopic magnetic braking",SIM-FLUID-01</w:t>
+      </w:r>
+    </w:p>
+    <w:p>
+      <w:pPr>
+        <w:pStyle w:val="Normal"/>
+      </w:pPr>
+      <w:r>
+        <w:rPr/>
+        <w:t>EQ-088,\frac{\partial \mathbf{B}}{\partial t} = \nabla \times (\mathbf{v} \times \mathbf{B}),Ideal Fluid MHD Magnetic Flux-Freezing Induction Identity,Locks magnetic lines securely into the translation path of perfectly conducting plasma,SIM-PLASMA-02</w:t>
+      </w:r>
+    </w:p>
+    <w:p>
+      <w:pPr>
+        <w:pStyle w:val="Normal"/>
+      </w:pPr>
+      <w:r>
+        <w:rPr/>
+        <w:t>EQ-089,\nabla \cdot \mathbf{B}_{fluid} = 0,Continuous Dynamic MHD Divergence-Free Constraint,Maintains clean geometric fields across grid mesh translations to prevent simulation errors,SIM-FLUID-01</w:t>
+      </w:r>
+    </w:p>
+    <w:p>
+      <w:pPr>
+        <w:pStyle w:val="Normal"/>
+      </w:pPr>
+      <w:r>
+        <w:rPr/>
+        <w:t>EQ-090,"E_B = \int \frac{B^2}{2\mu_0} \, dV",Total Volume Integrated Magnetohydrodynamic Magnetic Reservoir Pool,Sums absolute interior magnetic field energy supporting collapsing mass scales,SIM-COLL-03</w:t>
+      </w:r>
+    </w:p>
+    <w:p>
+      <w:pPr>
+        <w:pStyle w:val="Normal"/>
+      </w:pPr>
+      <w:r>
+        <w:rPr/>
+        <w:t>EQ-091,"\text{Mass}_{enclosed} = \iiint_V \rho(r, \theta, \phi) \, dV",Triple Spatial Volume Mass Integration Equation,Sums dynamic density variations across spherical shells to extract total true mass,SIM-FLUID-01</w:t>
+      </w:r>
+    </w:p>
+    <w:p>
+      <w:pPr>
+        <w:pStyle w:val="Normal"/>
+      </w:pPr>
+      <w:r>
+        <w:rPr/>
+        <w:t>EQ-092,"\Phi_{total} = \iiint_V \rho_e \, dV",Triple Volume Electrostatic Charge Allocation Integrator,Calculates net interior charge bound within three-dimensional cell matrices,SIM-MAG-02</w:t>
+      </w:r>
+    </w:p>
+    <w:p>
+      <w:pPr>
+        <w:pStyle w:val="Normal"/>
+      </w:pPr>
+      <w:r>
+        <w:rPr/>
+        <w:t>EQ-093,\lim_{r \to r_h^+} \mathcal{R}(x) = \mathcal{R}_{critical},Boundary Limit Convergence State Equation,Determines metric value behavior at the exact transition interface of the Halt Radius,SIM-COLL-03</w:t>
+      </w:r>
+    </w:p>
+    <w:p>
+      <w:pPr>
+        <w:pStyle w:val="Normal"/>
+      </w:pPr>
+      <w:r>
+        <w:rPr/>
+        <w:t>EQ-094,"i\hbar \frac{\partial}{\partial t}\Psi(\mathbf{r},t) = \left[-\frac{\hbar^2}{2m}\nabla^2 + V(\mathbf{r},t)\right]\Psi(\mathbf{r},t)",Standard Time-Dependent Schrodinger Wave Equation Control Group,Quantum baseline control tracking wave function evolution under external potentials,SIM-SPIN-02</w:t>
+      </w:r>
+    </w:p>
+    <w:p>
+      <w:pPr>
+        <w:pStyle w:val="Normal"/>
+      </w:pPr>
+      <w:r>
+        <w:rPr/>
+        <w:t>EQ-095,\mathcal{E} = -\frac{d\Phi_B}{dt},Lenz's Law Electromagnetic Braking Conservation Induction Rule,Calculates backward EMF counter-torques acting to stabilize plasma accretion paths,SIM-PLASMA-01</w:t>
+      </w:r>
+    </w:p>
+    <w:p>
+      <w:pPr>
+        <w:pStyle w:val="Normal"/>
+      </w:pPr>
+    </w:p>
     <w:sectPr>
       <w:pgSz w:w="12240" w:h="15840" w:orient="portrait"/>
       <w:pgMar w:top="720" w:right="720" w:bottom="720" w:left="720" w:header="720" w:footer="720" w:gutter="0"/>
@@ -2674,7 +3589,7 @@
     <w:name w:val="List Paragraph"/>
     <w:basedOn w:val="Normal"/>
     <w:qFormat/>
-    <w:rsid w:val="2FAAD882"/>
+    <w:rsid w:val="445C63CD"/>
     <w:pPr>
       <w:spacing/>
       <w:ind w:left="720"/>
